--- a/FP/VP523438/Traffic_and_Road_Safety_Audit/JCE_RFQ_Traffic_and_Road_Safety_Audit_Hawthorn-Road-Concept-Design_FINAL.docx
+++ b/FP/VP523438/Traffic_and_Road_Safety_Audit/JCE_RFQ_Traffic_and_Road_Safety_Audit_Hawthorn-Road-Concept-Design_FINAL.docx
@@ -72,11 +72,12 @@
       <w:tblPr>
         <w:tblStyle w:val="TableGrid"/>
         <w:tblW w:type="auto" w:w="0"/>
+        <w:tblLayout w:type="fixed"/>
         <w:tblLook w:firstColumn="1" w:firstRow="1" w:lastColumn="0" w:lastRow="0" w:noHBand="0" w:noVBand="1" w:val="04A0"/>
       </w:tblPr>
       <w:tblGrid>
-        <w:gridCol w:w="4819"/>
-        <w:gridCol w:w="4819"/>
+        <w:gridCol w:w="2268"/>
+        <w:gridCol w:w="7371"/>
       </w:tblGrid>
       <w:tr>
         <w:trPr>
@@ -759,12 +760,13 @@
         <w:tblStyle w:val="TableGrid"/>
         <w:tblW w:type="auto" w:w="0"/>
         <w:jc w:val="center"/>
+        <w:tblLayout w:type="fixed"/>
         <w:tblLook w:firstColumn="1" w:firstRow="1" w:lastColumn="0" w:lastRow="0" w:noHBand="0" w:noVBand="1" w:val="04A0"/>
       </w:tblPr>
       <w:tblGrid>
-        <w:gridCol w:w="3213"/>
-        <w:gridCol w:w="3213"/>
-        <w:gridCol w:w="3213"/>
+        <w:gridCol w:w="793"/>
+        <w:gridCol w:w="6577"/>
+        <w:gridCol w:w="2268"/>
       </w:tblGrid>
       <w:tr>
         <w:trPr>
